--- a/ciclo-de-cases/Duplas do ciclo de cases.docx
+++ b/ciclo-de-cases/Duplas do ciclo de cases.docx
@@ -4546,7 +4546,7 @@
           <w:color w:val="1E293B"/>
           <w:sz w:val="19"/>
         </w:rPr>
-        <w:t>As duplas da semana entram no mesmo post que abre o ciclo, na segunda às 9h, junto com o anúncio da Dupla Destaque.</w:t>
+        <w:t>As duplas da semana entram no post que abre o ciclo, na segunda às 9h. O anúncio da Dupla Destaque sai à noite, junto com o gabarito.</w:t>
       </w:r>
     </w:p>
     <w:p>
